--- a/Files/03 - Vayikra/13 - Behar-Bechukosai/5785/Behar-Bechukosai 5785.docx
+++ b/Files/03 - Vayikra/13 - Behar-Bechukosai/5785/Behar-Bechukosai 5785.docx
@@ -313,7 +313,7 @@
         <w:rPr>
           <w:rFonts w:ascii="Times New Roman" w:hAnsi="Times New Roman" w:cs="Times New Roman"/>
         </w:rPr>
-        <w:t xml:space="preserve"> in </w:t>
+        <w:t xml:space="preserve"> in</w:t>
       </w:r>
       <w:r>
         <w:rPr>
@@ -1022,7 +1022,7 @@
           <w:rFonts w:ascii="Times New Roman" w:hAnsi="Times New Roman" w:cs="Times New Roman"/>
           <w:rtl/>
         </w:rPr>
-        <w:t>״</w:t>
+        <w:t>"</w:t>
       </w:r>
       <w:r>
         <w:rPr>
@@ -1335,7 +1335,13 @@
         <w:rPr>
           <w:rFonts w:ascii="Times New Roman" w:hAnsi="Times New Roman" w:cs="Times New Roman"/>
         </w:rPr>
-        <w:t xml:space="preserve"> Medelson</w:t>
+        <w:t xml:space="preserve"> </w:t>
+      </w:r>
+      <w:r>
+        <w:rPr>
+          <w:rFonts w:ascii="Times New Roman" w:hAnsi="Times New Roman" w:cs="Times New Roman"/>
+        </w:rPr>
+        <w:t>Mendelson</w:t>
       </w:r>
       <w:r>
         <w:rPr>
@@ -1666,7 +1672,7 @@
           <w:rFonts w:ascii="Times New Roman" w:hAnsi="Times New Roman" w:cs="Times New Roman"/>
           <w:rtl/>
         </w:rPr>
-        <w:t>״</w:t>
+        <w:t>"</w:t>
       </w:r>
       <w:r>
         <w:rPr>
@@ -1749,7 +1755,19 @@
         <w:rPr>
           <w:rFonts w:ascii="Times New Roman" w:hAnsi="Times New Roman" w:cs="Times New Roman"/>
         </w:rPr>
-        <w:t xml:space="preserve"> Medelson </w:t>
+        <w:t xml:space="preserve"> </w:t>
+      </w:r>
+      <w:r>
+        <w:rPr>
+          <w:rFonts w:ascii="Times New Roman" w:hAnsi="Times New Roman" w:cs="Times New Roman"/>
+        </w:rPr>
+        <w:t>Mendelson</w:t>
+      </w:r>
+      <w:r>
+        <w:rPr>
+          <w:rFonts w:ascii="Times New Roman" w:hAnsi="Times New Roman" w:cs="Times New Roman"/>
+        </w:rPr>
+        <w:t xml:space="preserve"> </w:t>
       </w:r>
       <w:r>
         <w:rPr>
@@ -1818,7 +1836,7 @@
           <w:rFonts w:ascii="Times New Roman" w:hAnsi="Times New Roman" w:cs="Times New Roman"/>
           <w:rtl/>
         </w:rPr>
-        <w:t>״</w:t>
+        <w:t>"</w:t>
       </w:r>
       <w:r>
         <w:rPr>

--- a/Files/03 - Vayikra/13 - Behar-Bechukosai/5785/Behar-Bechukosai 5785.docx
+++ b/Files/03 - Vayikra/13 - Behar-Bechukosai/5785/Behar-Bechukosai 5785.docx
@@ -313,7 +313,7 @@
         <w:rPr>
           <w:rFonts w:ascii="Times New Roman" w:hAnsi="Times New Roman" w:cs="Times New Roman"/>
         </w:rPr>
-        <w:t xml:space="preserve"> in</w:t>
+        <w:t xml:space="preserve"> in </w:t>
       </w:r>
       <w:r>
         <w:rPr>
@@ -1022,7 +1022,7 @@
           <w:rFonts w:ascii="Times New Roman" w:hAnsi="Times New Roman" w:cs="Times New Roman"/>
           <w:rtl/>
         </w:rPr>
-        <w:t>"</w:t>
+        <w:t>״</w:t>
       </w:r>
       <w:r>
         <w:rPr>
@@ -1672,7 +1672,7 @@
           <w:rFonts w:ascii="Times New Roman" w:hAnsi="Times New Roman" w:cs="Times New Roman"/>
           <w:rtl/>
         </w:rPr>
-        <w:t>"</w:t>
+        <w:t>״</w:t>
       </w:r>
       <w:r>
         <w:rPr>
@@ -1836,7 +1836,7 @@
           <w:rFonts w:ascii="Times New Roman" w:hAnsi="Times New Roman" w:cs="Times New Roman"/>
           <w:rtl/>
         </w:rPr>
-        <w:t>"</w:t>
+        <w:t>״</w:t>
       </w:r>
       <w:r>
         <w:rPr>
